--- a/Environment & Climate Analytics/DA05052026_Scrum_Notes.docx
+++ b/Environment & Climate Analytics/DA05052026_Scrum_Notes.docx
@@ -200,7 +200,7 @@
               <w:t>0</w:t>
             </w:r>
             <w:r>
-              <w:t>4</w:t>
+              <w:t>5</w:t>
             </w:r>
             <w:r>
               <w:t>/0</w:t>
@@ -640,6 +640,9 @@
             <w:pPr>
               <w:spacing w:before="40" w:after="40"/>
             </w:pPr>
+            <w:r>
+              <w:t>Finalize and share the updated PBIX/Power Query file with completed fact and dimension tables and ensure all related documentation</w:t>
+            </w:r>
           </w:p>
         </w:tc>
         <w:tc>
@@ -5731,6 +5734,7 @@
   <w:style w:type="character" w:default="1" w:styleId="DefaultParagraphFont">
     <w:name w:val="Default Paragraph Font"/>
     <w:uiPriority w:val="1"/>
+    <w:semiHidden/>
     <w:unhideWhenUsed/>
   </w:style>
   <w:style w:type="table" w:default="1" w:styleId="TableNormal">
@@ -16831,21 +16835,10 @@
 </file>
 
 <file path=customXml/item1.xml><?xml version="1.0" encoding="utf-8"?>
-<?mso-contentType ?>
-<FormTemplates xmlns="http://schemas.microsoft.com/sharepoint/v3/contenttype/forms">
-  <Display>DocumentLibraryForm</Display>
-  <Edit>DocumentLibraryForm</Edit>
-  <New>DocumentLibraryForm</New>
-</FormTemplates>
+<b:Sources xmlns:b="http://schemas.openxmlformats.org/officeDocument/2006/bibliography" xmlns="http://schemas.openxmlformats.org/officeDocument/2006/bibliography" SelectedStyle="/APA.XSL" StyleName="APA"/>
 </file>
 
 <file path=customXml/item2.xml><?xml version="1.0" encoding="utf-8"?>
-<p:properties xmlns:p="http://schemas.microsoft.com/office/2006/metadata/properties" xmlns:xsi="http://www.w3.org/2001/XMLSchema-instance" xmlns:pc="http://schemas.microsoft.com/office/infopath/2007/PartnerControls">
-  <documentManagement/>
-</p:properties>
-</file>
-
-<file path=customXml/item3.xml><?xml version="1.0" encoding="utf-8"?>
 <ct:contentTypeSchema xmlns:ct="http://schemas.microsoft.com/office/2006/metadata/contentType" xmlns:ma="http://schemas.microsoft.com/office/2006/metadata/properties/metaAttributes" ct:_="" ma:_="" ma:contentTypeName="Document" ma:contentTypeID="0x010100249359485DA90E4BA384AD96682C3586" ma:contentTypeVersion="7" ma:contentTypeDescription="Create a new document." ma:contentTypeScope="" ma:versionID="7838dbefe9680dd77a32373f23db5e1c">
   <xsd:schema xmlns:xsd="http://www.w3.org/2001/XMLSchema" xmlns:xs="http://www.w3.org/2001/XMLSchema" xmlns:p="http://schemas.microsoft.com/office/2006/metadata/properties" xmlns:ns2="53fc3e33-1204-465d-a2ae-6b681d5b6f38" targetNamespace="http://schemas.microsoft.com/office/2006/metadata/properties" ma:root="true" ma:fieldsID="7b588244401f7b07e8da71e19bdf6d3c" ns2:_="">
     <xsd:import namespace="53fc3e33-1204-465d-a2ae-6b681d5b6f38"/>
@@ -17007,28 +17000,30 @@
 </ct:contentTypeSchema>
 </file>
 
+<file path=customXml/item3.xml><?xml version="1.0" encoding="utf-8"?>
+<p:properties xmlns:p="http://schemas.microsoft.com/office/2006/metadata/properties" xmlns:xsi="http://www.w3.org/2001/XMLSchema-instance" xmlns:pc="http://schemas.microsoft.com/office/infopath/2007/PartnerControls">
+  <documentManagement/>
+</p:properties>
+</file>
+
 <file path=customXml/item4.xml><?xml version="1.0" encoding="utf-8"?>
-<b:Sources xmlns:b="http://schemas.openxmlformats.org/officeDocument/2006/bibliography" xmlns="http://schemas.openxmlformats.org/officeDocument/2006/bibliography" SelectedStyle="/APA.XSL" StyleName="APA"/>
+<?mso-contentType ?>
+<FormTemplates xmlns="http://schemas.microsoft.com/sharepoint/v3/contenttype/forms">
+  <Display>DocumentLibraryForm</Display>
+  <Edit>DocumentLibraryForm</Edit>
+  <New>DocumentLibraryForm</New>
+</FormTemplates>
 </file>
 
 <file path=customXml/itemProps1.xml><?xml version="1.0" encoding="utf-8"?>
-<ds:datastoreItem xmlns:ds="http://schemas.openxmlformats.org/officeDocument/2006/customXml" ds:itemID="{7C086B4C-8244-4CE7-B348-43D2EC1F238C}">
+<ds:datastoreItem xmlns:ds="http://schemas.openxmlformats.org/officeDocument/2006/customXml" ds:itemID="{EF278816-EC6F-A645-907D-7F25AECB1D4A}">
   <ds:schemaRefs>
-    <ds:schemaRef ds:uri="http://schemas.microsoft.com/sharepoint/v3/contenttype/forms"/>
+    <ds:schemaRef ds:uri="http://schemas.openxmlformats.org/officeDocument/2006/bibliography"/>
   </ds:schemaRefs>
 </ds:datastoreItem>
 </file>
 
 <file path=customXml/itemProps2.xml><?xml version="1.0" encoding="utf-8"?>
-<ds:datastoreItem xmlns:ds="http://schemas.openxmlformats.org/officeDocument/2006/customXml" ds:itemID="{B48F9122-1240-4917-B731-6E2F2E73EDE1}">
-  <ds:schemaRefs>
-    <ds:schemaRef ds:uri="http://schemas.microsoft.com/office/2006/metadata/properties"/>
-    <ds:schemaRef ds:uri="http://schemas.microsoft.com/office/infopath/2007/PartnerControls"/>
-  </ds:schemaRefs>
-</ds:datastoreItem>
-</file>
-
-<file path=customXml/itemProps3.xml><?xml version="1.0" encoding="utf-8"?>
 <ds:datastoreItem xmlns:ds="http://schemas.openxmlformats.org/officeDocument/2006/customXml" ds:itemID="{655B13DB-A3AD-474F-90CA-4FF1CB6860FD}">
   <ds:schemaRefs>
     <ds:schemaRef ds:uri="http://schemas.microsoft.com/office/2006/metadata/contentType"/>
@@ -17046,10 +17041,19 @@
 </ds:datastoreItem>
 </file>
 
+<file path=customXml/itemProps3.xml><?xml version="1.0" encoding="utf-8"?>
+<ds:datastoreItem xmlns:ds="http://schemas.openxmlformats.org/officeDocument/2006/customXml" ds:itemID="{B48F9122-1240-4917-B731-6E2F2E73EDE1}">
+  <ds:schemaRefs>
+    <ds:schemaRef ds:uri="http://schemas.microsoft.com/office/2006/metadata/properties"/>
+    <ds:schemaRef ds:uri="http://schemas.microsoft.com/office/infopath/2007/PartnerControls"/>
+  </ds:schemaRefs>
+</ds:datastoreItem>
+</file>
+
 <file path=customXml/itemProps4.xml><?xml version="1.0" encoding="utf-8"?>
-<ds:datastoreItem xmlns:ds="http://schemas.openxmlformats.org/officeDocument/2006/customXml" ds:itemID="{EF278816-EC6F-A645-907D-7F25AECB1D4A}">
+<ds:datastoreItem xmlns:ds="http://schemas.openxmlformats.org/officeDocument/2006/customXml" ds:itemID="{7C086B4C-8244-4CE7-B348-43D2EC1F238C}">
   <ds:schemaRefs>
-    <ds:schemaRef ds:uri="http://schemas.openxmlformats.org/officeDocument/2006/bibliography"/>
+    <ds:schemaRef ds:uri="http://schemas.microsoft.com/sharepoint/v3/contenttype/forms"/>
   </ds:schemaRefs>
 </ds:datastoreItem>
 </file>